--- a/DS/Quiz/V16/1 - Sol.docx
+++ b/DS/Quiz/V16/1 - Sol.docx
@@ -1187,15 +1187,7 @@
         <w:spacing w:line="278" w:lineRule="auto"/>
       </w:pPr>
       <w:r>
-        <w:t xml:space="preserve">Write </w:t>
-      </w:r>
-      <w:proofErr w:type="spellStart"/>
-      <w:r>
-        <w:t>S in</w:t>
-      </w:r>
-      <w:proofErr w:type="spellEnd"/>
-      <w:r>
-        <w:t xml:space="preserve"> set-builder notation using a predicate.</w:t>
+        <w:t>Write S in set-builder notation using a predicate.</w:t>
       </w:r>
     </w:p>
     <w:p>
@@ -1303,9 +1295,6 @@
             <m:t>}</m:t>
           </m:r>
           <m:r>
-            <w:rPr>
-              <w:i/>
-            </w:rPr>
             <w:br/>
           </m:r>
         </m:oMath>
@@ -1766,6 +1755,9 @@
             <m:t>.</m:t>
           </m:r>
           <m:r>
+            <m:rPr>
+              <m:sty m:val="p"/>
+            </m:rPr>
             <w:br/>
           </m:r>
         </m:oMath>
@@ -1780,15 +1772,7 @@
         <w:spacing w:line="278" w:lineRule="auto"/>
       </w:pPr>
       <w:r>
-        <w:t>|P(P(T</w:t>
-      </w:r>
-      <w:proofErr w:type="gramStart"/>
-      <w:r>
-        <w:t>))|</w:t>
-      </w:r>
-      <w:proofErr w:type="gramEnd"/>
-      <w:r>
-        <w:t xml:space="preserve"> = 2^|P(T)| = 2^4 = 16.</w:t>
+        <w:t>|P(P(T))| = 2^|P(T)| = 2^4 = 16.</w:t>
       </w:r>
     </w:p>
     <w:p>
@@ -1935,13 +1919,8 @@
       <w:pPr>
         <w:spacing w:line="278" w:lineRule="auto"/>
       </w:pPr>
-      <w:proofErr w:type="gramStart"/>
-      <w:r>
-        <w:t>Compute</w:t>
-      </w:r>
-      <w:proofErr w:type="gramEnd"/>
-      <w:r>
-        <w:t>:</w:t>
+      <w:r>
+        <w:t>Compute:</w:t>
       </w:r>
     </w:p>
     <w:p>
@@ -2076,29 +2055,8 @@
         <w:spacing w:line="278" w:lineRule="auto"/>
       </w:pPr>
       <w:r>
-        <w:t>A = {1,4,</w:t>
-      </w:r>
-      <w:proofErr w:type="gramStart"/>
-      <w:r>
-        <w:t>5,9},</w:t>
-      </w:r>
-      <w:proofErr w:type="gramEnd"/>
-      <w:r>
-        <w:t xml:space="preserve"> B = {2,4,6,8,</w:t>
-      </w:r>
-      <w:proofErr w:type="gramStart"/>
-      <w:r>
-        <w:t>9},</w:t>
-      </w:r>
-      <w:proofErr w:type="gramEnd"/>
-      <w:r>
-        <w:t xml:space="preserve"> C = {1,2,</w:t>
-      </w:r>
-      <w:proofErr w:type="gramStart"/>
-      <w:r>
-        <w:t>3,9}.</w:t>
-      </w:r>
-      <w:proofErr w:type="gramEnd"/>
+        <w:t>A = {1,4,5,9}, B = {2,4,6,8,9}, C = {1,2,3,9}.</w:t>
+      </w:r>
     </w:p>
     <w:p>
       <w:pPr>
@@ -2703,15 +2661,7 @@
         <w:spacing w:line="278" w:lineRule="auto"/>
       </w:pPr>
       <w:r>
-        <w:t xml:space="preserve">12 </w:t>
-      </w:r>
-      <w:proofErr w:type="gramStart"/>
-      <w:r>
-        <w:t>play</w:t>
-      </w:r>
-      <w:proofErr w:type="gramEnd"/>
-      <w:r>
-        <w:t xml:space="preserve"> both C and F</w:t>
+        <w:t>12 play both C and F</w:t>
       </w:r>
     </w:p>
     <w:p>
@@ -2723,15 +2673,7 @@
         <w:spacing w:line="278" w:lineRule="auto"/>
       </w:pPr>
       <w:r>
-        <w:t xml:space="preserve">9 </w:t>
-      </w:r>
-      <w:proofErr w:type="gramStart"/>
-      <w:r>
-        <w:t>play</w:t>
-      </w:r>
-      <w:proofErr w:type="gramEnd"/>
-      <w:r>
-        <w:t xml:space="preserve"> both F and B</w:t>
+        <w:t>9 play both F and B</w:t>
       </w:r>
     </w:p>
     <w:p>
@@ -2743,15 +2685,7 @@
         <w:spacing w:line="278" w:lineRule="auto"/>
       </w:pPr>
       <w:r>
-        <w:t xml:space="preserve">7 </w:t>
-      </w:r>
-      <w:proofErr w:type="gramStart"/>
-      <w:r>
-        <w:t>play</w:t>
-      </w:r>
-      <w:proofErr w:type="gramEnd"/>
-      <w:r>
-        <w:t xml:space="preserve"> both C and B</w:t>
+        <w:t>7 play both C and B</w:t>
       </w:r>
     </w:p>
     <w:p>
@@ -2854,15 +2788,7 @@
         <w:t>only</w:t>
       </w:r>
       <w:r>
-        <w:t xml:space="preserve"> Cricket (</w:t>
-      </w:r>
-      <w:proofErr w:type="gramStart"/>
-      <w:r>
-        <w:t>C only</w:t>
-      </w:r>
-      <w:proofErr w:type="gramEnd"/>
-      <w:r>
-        <w:t>):</w:t>
+        <w:t xml:space="preserve"> Cricket (C only):</w:t>
       </w:r>
     </w:p>
     <w:p>
@@ -3006,6 +2932,9 @@
             <m:t>∣.</m:t>
           </m:r>
           <m:r>
+            <m:rPr>
+              <m:sty m:val="p"/>
+            </m:rPr>
             <w:br/>
           </m:r>
         </m:oMath>
@@ -3015,13 +2944,8 @@
       <w:pPr>
         <w:spacing w:line="278" w:lineRule="auto"/>
       </w:pPr>
-      <w:proofErr w:type="gramStart"/>
-      <w:r>
-        <w:t>Compute</w:t>
-      </w:r>
-      <w:proofErr w:type="gramEnd"/>
-      <w:r>
-        <w:t xml:space="preserve">: </w:t>
+      <w:r>
+        <w:t xml:space="preserve">Compute: </w:t>
       </w:r>
       <m:oMath>
         <m:r>
@@ -3044,15 +2968,7 @@
         <w:t>Answer (1):</w:t>
       </w:r>
       <w:r>
-        <w:t xml:space="preserve"> 15 </w:t>
-      </w:r>
-      <w:proofErr w:type="gramStart"/>
-      <w:r>
-        <w:t>play</w:t>
-      </w:r>
-      <w:proofErr w:type="gramEnd"/>
-      <w:r>
-        <w:t xml:space="preserve"> only Cricket.</w:t>
+        <w:t xml:space="preserve"> 15 play only Cricket.</w:t>
       </w:r>
     </w:p>
     <w:p>
@@ -3061,7 +2977,7 @@
       </w:pPr>
       <w:r>
         <w:pict w14:anchorId="4B119195">
-          <v:rect id="_x0000_i1049" style="width:0;height:1.5pt" o:hralign="center" o:hrstd="t" o:hr="t" fillcolor="#a0a0a0" stroked="f"/>
+          <v:rect id="_x0000_i1025" style="width:0;height:1.5pt" o:hralign="center" o:hrstd="t" o:hr="t" fillcolor="#a0a0a0" stroked="f"/>
         </w:pict>
       </w:r>
     </w:p>
@@ -3303,6 +3219,9 @@
             <m:t>.</m:t>
           </m:r>
           <m:r>
+            <m:rPr>
+              <m:sty m:val="p"/>
+            </m:rPr>
             <w:br/>
           </m:r>
         </m:oMath>
@@ -3312,13 +3231,8 @@
       <w:pPr>
         <w:spacing w:line="278" w:lineRule="auto"/>
       </w:pPr>
-      <w:proofErr w:type="gramStart"/>
-      <w:r>
-        <w:t>Compute</w:t>
-      </w:r>
-      <w:proofErr w:type="gramEnd"/>
-      <w:r>
-        <w:t xml:space="preserve">: </w:t>
+      <w:r>
+        <w:t xml:space="preserve">Compute: </w:t>
       </w:r>
       <m:oMath>
         <m:r>
@@ -3350,7 +3264,7 @@
       </w:pPr>
       <w:r>
         <w:pict w14:anchorId="7C0AE95A">
-          <v:rect id="_x0000_i1050" style="width:0;height:1.5pt" o:hralign="center" o:hrstd="t" o:hr="t" fillcolor="#a0a0a0" stroked="f"/>
+          <v:rect id="_x0000_i1026" style="width:0;height:1.5pt" o:hralign="center" o:hrstd="t" o:hr="t" fillcolor="#a0a0a0" stroked="f"/>
         </w:pict>
       </w:r>
     </w:p>
@@ -3625,6 +3539,9 @@
             <m:t>∣.</m:t>
           </m:r>
           <m:r>
+            <m:rPr>
+              <m:sty m:val="p"/>
+            </m:rPr>
             <w:br/>
           </m:r>
         </m:oMath>
@@ -4205,16 +4122,7 @@
             <w:rPr>
               <w:rFonts w:ascii="Cambria Math" w:hAnsi="Cambria Math"/>
             </w:rPr>
-            <m:t>=(+1)(-1)=-1</m:t>
-          </m:r>
-          <m:r>
-            <m:rPr>
-              <m:sty m:val="bi"/>
-            </m:rPr>
-            <w:rPr>
-              <w:rFonts w:ascii="Cambria Math" w:hAnsi="Cambria Math"/>
-            </w:rPr>
-            <m:t>.</m:t>
+            <m:t>=(+1)(-1)=-1.</m:t>
           </m:r>
         </m:oMath>
       </m:oMathPara>
@@ -4273,16 +4181,7 @@
             <w:rPr>
               <w:rFonts w:ascii="Cambria Math" w:hAnsi="Cambria Math"/>
             </w:rPr>
-            <m:t>=(-1)(2)=-2</m:t>
-          </m:r>
-          <m:r>
-            <m:rPr>
-              <m:sty m:val="bi"/>
-            </m:rPr>
-            <w:rPr>
-              <w:rFonts w:ascii="Cambria Math" w:hAnsi="Cambria Math"/>
-            </w:rPr>
-            <m:t>.</m:t>
+            <m:t>=(-1)(2)=-2.</m:t>
           </m:r>
         </m:oMath>
       </m:oMathPara>
@@ -4341,16 +4240,7 @@
             <w:rPr>
               <w:rFonts w:ascii="Cambria Math" w:hAnsi="Cambria Math"/>
             </w:rPr>
-            <m:t>=(+1)(5)=5</m:t>
-          </m:r>
-          <m:r>
-            <m:rPr>
-              <m:sty m:val="bi"/>
-            </m:rPr>
-            <w:rPr>
-              <w:rFonts w:ascii="Cambria Math" w:hAnsi="Cambria Math"/>
-            </w:rPr>
-            <m:t>.</m:t>
+            <m:t>=(+1)(5)=5.</m:t>
           </m:r>
         </m:oMath>
       </m:oMathPara>
@@ -4409,16 +4299,7 @@
             <w:rPr>
               <w:rFonts w:ascii="Cambria Math" w:hAnsi="Cambria Math"/>
             </w:rPr>
-            <m:t>=(-1)(8)=-8</m:t>
-          </m:r>
-          <m:r>
-            <m:rPr>
-              <m:sty m:val="bi"/>
-            </m:rPr>
-            <w:rPr>
-              <w:rFonts w:ascii="Cambria Math" w:hAnsi="Cambria Math"/>
-            </w:rPr>
-            <m:t>.</m:t>
+            <m:t>=(-1)(8)=-8.</m:t>
           </m:r>
         </m:oMath>
       </m:oMathPara>
@@ -4477,16 +4358,7 @@
             <w:rPr>
               <w:rFonts w:ascii="Cambria Math" w:hAnsi="Cambria Math"/>
             </w:rPr>
-            <m:t>=(+1)(11)=11</m:t>
-          </m:r>
-          <m:r>
-            <m:rPr>
-              <m:sty m:val="bi"/>
-            </m:rPr>
-            <w:rPr>
-              <w:rFonts w:ascii="Cambria Math" w:hAnsi="Cambria Math"/>
-            </w:rPr>
-            <m:t>.</m:t>
+            <m:t>=(+1)(11)=11.</m:t>
           </m:r>
         </m:oMath>
       </m:oMathPara>
@@ -4601,6 +4473,9 @@
             <m:t>95,…</m:t>
           </m:r>
           <m:r>
+            <m:rPr>
+              <m:sty m:val="p"/>
+            </m:rPr>
             <w:rPr>
               <w:rFonts w:ascii="Cambria Math" w:hAnsi="Cambria Math"/>
             </w:rPr>
@@ -4734,6 +4609,13 @@
           <w:bCs/>
         </w:rPr>
         <w:t>not arithmetic</w:t>
+      </w:r>
+      <w:r>
+        <w:rPr>
+          <w:b/>
+          <w:bCs/>
+        </w:rPr>
+        <w:t xml:space="preserve"> sequence</w:t>
       </w:r>
       <w:r>
         <w:t>.</w:t>
@@ -4811,6 +4693,13 @@
         <w:t>not geometric</w:t>
       </w:r>
       <w:r>
+        <w:rPr>
+          <w:b/>
+          <w:bCs/>
+        </w:rPr>
+        <w:t xml:space="preserve"> sequence</w:t>
+      </w:r>
+      <w:r>
         <w:t>.</w:t>
       </w:r>
     </w:p>
@@ -4818,13 +4707,8 @@
       <w:pPr>
         <w:spacing w:line="278" w:lineRule="auto"/>
       </w:pPr>
-      <w:proofErr w:type="gramStart"/>
-      <w:r>
-        <w:t>So</w:t>
-      </w:r>
-      <w:proofErr w:type="gramEnd"/>
-      <w:r>
-        <w:t xml:space="preserve"> </w:t>
+      <w:r>
+        <w:t xml:space="preserve">So </w:t>
       </w:r>
       <w:r>
         <w:rPr>
@@ -4875,9 +4759,6 @@
             <m:t>11=2⋅5+1,23=2⋅11+1,47=2⋅23+1.</m:t>
           </m:r>
           <m:r>
-            <w:rPr>
-              <w:i/>
-            </w:rPr>
             <w:br/>
           </m:r>
         </m:oMath>
@@ -4887,13 +4768,8 @@
       <w:pPr>
         <w:spacing w:line="278" w:lineRule="auto"/>
       </w:pPr>
-      <w:proofErr w:type="gramStart"/>
-      <w:r>
-        <w:t>So</w:t>
-      </w:r>
-      <w:proofErr w:type="gramEnd"/>
-      <w:r>
-        <w:t xml:space="preserve"> recurrence: </w:t>
+      <w:r>
+        <w:t xml:space="preserve">So recurrence: </w:t>
       </w:r>
       <m:oMath>
         <m:sSub>
@@ -5137,13 +5013,8 @@
       <w:pPr>
         <w:spacing w:line="278" w:lineRule="auto"/>
       </w:pPr>
-      <w:proofErr w:type="gramStart"/>
-      <w:r>
-        <w:t>Evaluate</w:t>
-      </w:r>
-      <w:proofErr w:type="gramEnd"/>
-      <w:r>
-        <w:t>:</w:t>
+      <w:r>
+        <w:t>Evaluate:</w:t>
       </w:r>
     </w:p>
     <w:p>
@@ -5288,15 +5159,7 @@
         <w:spacing w:line="278" w:lineRule="auto"/>
       </w:pPr>
       <w:r>
-        <w:t xml:space="preserve">Compute </w:t>
-      </w:r>
-      <w:proofErr w:type="gramStart"/>
-      <w:r>
-        <w:t>closed</w:t>
-      </w:r>
-      <w:proofErr w:type="gramEnd"/>
-      <w:r>
-        <w:t xml:space="preserve"> form:</w:t>
+        <w:t>Compute closed form:</w:t>
       </w:r>
     </w:p>
     <w:p>
@@ -5459,6 +5322,9 @@
             <m:t>.</m:t>
           </m:r>
           <m:r>
+            <m:rPr>
+              <m:sty m:val="p"/>
+            </m:rPr>
             <w:br/>
           </m:r>
         </m:oMath>
@@ -5494,6 +5360,9 @@
             <m:t>.</m:t>
           </m:r>
           <m:r>
+            <m:rPr>
+              <m:sty m:val="p"/>
+            </m:rPr>
             <w:br/>
           </m:r>
         </m:oMath>
@@ -5551,9 +5420,6 @@
             <m:t>+4n+5.</m:t>
           </m:r>
           <m:r>
-            <w:rPr>
-              <w:i/>
-            </w:rPr>
             <w:br/>
           </m:r>
         </m:oMath>
@@ -5595,9 +5461,6 @@
             <m:t>(n+1)(5-n)=41⋅(5-40)=41⋅(-35)=-1435.</m:t>
           </m:r>
           <m:r>
-            <w:rPr>
-              <w:i/>
-            </w:rPr>
             <w:br/>
           </m:r>
         </m:oMath>
@@ -5634,15 +5497,7 @@
         </m:r>
       </m:oMath>
       <w:r>
-        <w:t xml:space="preserve">. </w:t>
-      </w:r>
-      <w:proofErr w:type="gramStart"/>
-      <w:r>
-        <w:t>Summing</w:t>
-      </w:r>
-      <w:proofErr w:type="gramEnd"/>
-      <w:r>
-        <w:t xml:space="preserve"> these terms yields the arithmetic-series closed-form above.</w:t>
+        <w:t>. Summing these terms yields the arithmetic-series closed-form above.</w:t>
       </w:r>
     </w:p>
     <w:p>
@@ -11772,6 +11627,7 @@
   <w:style w:type="character" w:default="1" w:styleId="DefaultParagraphFont">
     <w:name w:val="Default Paragraph Font"/>
     <w:uiPriority w:val="1"/>
+    <w:semiHidden/>
     <w:unhideWhenUsed/>
   </w:style>
   <w:style w:type="table" w:default="1" w:styleId="TableNormal">

--- a/DS/Quiz/V16/1 - Sol.docx
+++ b/DS/Quiz/V16/1 - Sol.docx
@@ -1187,7 +1187,15 @@
         <w:spacing w:line="278" w:lineRule="auto"/>
       </w:pPr>
       <w:r>
-        <w:t>Write S in set-builder notation using a predicate.</w:t>
+        <w:t xml:space="preserve">Write </w:t>
+      </w:r>
+      <w:proofErr w:type="spellStart"/>
+      <w:r>
+        <w:t>S in</w:t>
+      </w:r>
+      <w:proofErr w:type="spellEnd"/>
+      <w:r>
+        <w:t xml:space="preserve"> set-builder notation using a predicate.</w:t>
       </w:r>
     </w:p>
     <w:p>
@@ -1295,6 +1303,9 @@
             <m:t>}</m:t>
           </m:r>
           <m:r>
+            <m:rPr>
+              <m:sty m:val="p"/>
+            </m:rPr>
             <w:br/>
           </m:r>
         </m:oMath>
@@ -1772,7 +1783,15 @@
         <w:spacing w:line="278" w:lineRule="auto"/>
       </w:pPr>
       <w:r>
-        <w:t>|P(P(T))| = 2^|P(T)| = 2^4 = 16.</w:t>
+        <w:t>|P(P(T</w:t>
+      </w:r>
+      <w:proofErr w:type="gramStart"/>
+      <w:r>
+        <w:t>))|</w:t>
+      </w:r>
+      <w:proofErr w:type="gramEnd"/>
+      <w:r>
+        <w:t xml:space="preserve"> = 2^|P(T)| = 2^4 = 16.</w:t>
       </w:r>
     </w:p>
     <w:p>
@@ -1919,8 +1938,13 @@
       <w:pPr>
         <w:spacing w:line="278" w:lineRule="auto"/>
       </w:pPr>
-      <w:r>
-        <w:t>Compute:</w:t>
+      <w:proofErr w:type="gramStart"/>
+      <w:r>
+        <w:t>Compute</w:t>
+      </w:r>
+      <w:proofErr w:type="gramEnd"/>
+      <w:r>
+        <w:t>:</w:t>
       </w:r>
     </w:p>
     <w:p>
@@ -2055,8 +2079,29 @@
         <w:spacing w:line="278" w:lineRule="auto"/>
       </w:pPr>
       <w:r>
-        <w:t>A = {1,4,5,9}, B = {2,4,6,8,9}, C = {1,2,3,9}.</w:t>
-      </w:r>
+        <w:t>A = {1,4,</w:t>
+      </w:r>
+      <w:proofErr w:type="gramStart"/>
+      <w:r>
+        <w:t>5,9},</w:t>
+      </w:r>
+      <w:proofErr w:type="gramEnd"/>
+      <w:r>
+        <w:t xml:space="preserve"> B = {2,4,6,8,</w:t>
+      </w:r>
+      <w:proofErr w:type="gramStart"/>
+      <w:r>
+        <w:t>9},</w:t>
+      </w:r>
+      <w:proofErr w:type="gramEnd"/>
+      <w:r>
+        <w:t xml:space="preserve"> C = {1,2,</w:t>
+      </w:r>
+      <w:proofErr w:type="gramStart"/>
+      <w:r>
+        <w:t>3,9}.</w:t>
+      </w:r>
+      <w:proofErr w:type="gramEnd"/>
     </w:p>
     <w:p>
       <w:pPr>
@@ -2661,7 +2706,15 @@
         <w:spacing w:line="278" w:lineRule="auto"/>
       </w:pPr>
       <w:r>
-        <w:t>12 play both C and F</w:t>
+        <w:t xml:space="preserve">12 </w:t>
+      </w:r>
+      <w:proofErr w:type="gramStart"/>
+      <w:r>
+        <w:t>play</w:t>
+      </w:r>
+      <w:proofErr w:type="gramEnd"/>
+      <w:r>
+        <w:t xml:space="preserve"> both C and F</w:t>
       </w:r>
     </w:p>
     <w:p>
@@ -2673,7 +2726,15 @@
         <w:spacing w:line="278" w:lineRule="auto"/>
       </w:pPr>
       <w:r>
-        <w:t>9 play both F and B</w:t>
+        <w:t xml:space="preserve">9 </w:t>
+      </w:r>
+      <w:proofErr w:type="gramStart"/>
+      <w:r>
+        <w:t>play</w:t>
+      </w:r>
+      <w:proofErr w:type="gramEnd"/>
+      <w:r>
+        <w:t xml:space="preserve"> both F and B</w:t>
       </w:r>
     </w:p>
     <w:p>
@@ -2685,7 +2746,15 @@
         <w:spacing w:line="278" w:lineRule="auto"/>
       </w:pPr>
       <w:r>
-        <w:t>7 play both C and B</w:t>
+        <w:t xml:space="preserve">7 </w:t>
+      </w:r>
+      <w:proofErr w:type="gramStart"/>
+      <w:r>
+        <w:t>play</w:t>
+      </w:r>
+      <w:proofErr w:type="gramEnd"/>
+      <w:r>
+        <w:t xml:space="preserve"> both C and B</w:t>
       </w:r>
     </w:p>
     <w:p>
@@ -2788,7 +2857,15 @@
         <w:t>only</w:t>
       </w:r>
       <w:r>
-        <w:t xml:space="preserve"> Cricket (C only):</w:t>
+        <w:t xml:space="preserve"> Cricket (</w:t>
+      </w:r>
+      <w:proofErr w:type="gramStart"/>
+      <w:r>
+        <w:t>C only</w:t>
+      </w:r>
+      <w:proofErr w:type="gramEnd"/>
+      <w:r>
+        <w:t>):</w:t>
       </w:r>
     </w:p>
     <w:p>
@@ -2944,8 +3021,13 @@
       <w:pPr>
         <w:spacing w:line="278" w:lineRule="auto"/>
       </w:pPr>
-      <w:r>
-        <w:t xml:space="preserve">Compute: </w:t>
+      <w:proofErr w:type="gramStart"/>
+      <w:r>
+        <w:t>Compute</w:t>
+      </w:r>
+      <w:proofErr w:type="gramEnd"/>
+      <w:r>
+        <w:t xml:space="preserve">: </w:t>
       </w:r>
       <m:oMath>
         <m:r>
@@ -2968,7 +3050,15 @@
         <w:t>Answer (1):</w:t>
       </w:r>
       <w:r>
-        <w:t xml:space="preserve"> 15 play only Cricket.</w:t>
+        <w:t xml:space="preserve"> 15 </w:t>
+      </w:r>
+      <w:proofErr w:type="gramStart"/>
+      <w:r>
+        <w:t>play</w:t>
+      </w:r>
+      <w:proofErr w:type="gramEnd"/>
+      <w:r>
+        <w:t xml:space="preserve"> only Cricket.</w:t>
       </w:r>
     </w:p>
     <w:p>
@@ -3231,8 +3321,13 @@
       <w:pPr>
         <w:spacing w:line="278" w:lineRule="auto"/>
       </w:pPr>
-      <w:r>
-        <w:t xml:space="preserve">Compute: </w:t>
+      <w:proofErr w:type="gramStart"/>
+      <w:r>
+        <w:t>Compute</w:t>
+      </w:r>
+      <w:proofErr w:type="gramEnd"/>
+      <w:r>
+        <w:t xml:space="preserve">: </w:t>
       </w:r>
       <m:oMath>
         <m:r>
@@ -4381,17 +4476,847 @@
     </w:p>
     <w:p>
       <w:pPr>
+        <w:pStyle w:val="ListParagraph"/>
+        <w:numPr>
+          <w:ilvl w:val="0"/>
+          <w:numId w:val="35"/>
+        </w:numPr>
         <w:spacing w:line="278" w:lineRule="auto"/>
         <w:rPr>
           <w:b/>
           <w:bCs/>
         </w:rPr>
       </w:pPr>
-    </w:p>
-    <w:p>
-      <w:pPr>
-        <w:spacing w:line="278" w:lineRule="auto"/>
-      </w:pPr>
+      <w:r>
+        <w:rPr>
+          <w:b/>
+          <w:bCs/>
+        </w:rPr>
+        <w:t>Subsequence of non-negative terms</w:t>
+      </w:r>
+    </w:p>
+    <w:p>
+      <w:pPr>
+        <w:spacing w:line="278" w:lineRule="auto"/>
+        <w:rPr>
+          <w:b/>
+          <w:bCs/>
+        </w:rPr>
+      </w:pPr>
+      <m:oMath>
+        <m:r>
+          <m:rPr>
+            <m:sty m:val="bi"/>
+          </m:rPr>
+          <w:rPr>
+            <w:rFonts w:ascii="Cambria Math" w:hAnsi="Cambria Math"/>
+          </w:rPr>
+          <m:t>(-1</m:t>
+        </m:r>
+        <m:sSup>
+          <m:sSupPr>
+            <m:ctrlPr>
+              <w:rPr>
+                <w:rFonts w:ascii="Cambria Math" w:hAnsi="Cambria Math"/>
+                <w:b/>
+                <w:bCs/>
+              </w:rPr>
+            </m:ctrlPr>
+          </m:sSupPr>
+          <m:e>
+            <m:r>
+              <m:rPr>
+                <m:sty m:val="bi"/>
+              </m:rPr>
+              <w:rPr>
+                <w:rFonts w:ascii="Cambria Math" w:hAnsi="Cambria Math"/>
+              </w:rPr>
+              <m:t>)</m:t>
+            </m:r>
+          </m:e>
+          <m:sup>
+            <m:r>
+              <m:rPr>
+                <m:sty m:val="bi"/>
+              </m:rPr>
+              <w:rPr>
+                <w:rFonts w:ascii="Cambria Math" w:hAnsi="Cambria Math"/>
+              </w:rPr>
+              <m:t>n</m:t>
+            </m:r>
+          </m:sup>
+        </m:sSup>
+      </m:oMath>
+      <w:r>
+        <w:rPr>
+          <w:b/>
+          <w:bCs/>
+        </w:rPr>
+        <w:t xml:space="preserve">positive when </w:t>
+      </w:r>
+      <m:oMath>
+        <m:r>
+          <m:rPr>
+            <m:sty m:val="bi"/>
+          </m:rPr>
+          <w:rPr>
+            <w:rFonts w:ascii="Cambria Math" w:hAnsi="Cambria Math"/>
+          </w:rPr>
+          <m:t>n</m:t>
+        </m:r>
+      </m:oMath>
+      <w:r>
+        <w:rPr>
+          <w:b/>
+          <w:bCs/>
+        </w:rPr>
+        <w:t xml:space="preserve">even. For even </w:t>
+      </w:r>
+      <m:oMath>
+        <m:r>
+          <m:rPr>
+            <m:sty m:val="bi"/>
+          </m:rPr>
+          <w:rPr>
+            <w:rFonts w:ascii="Cambria Math" w:hAnsi="Cambria Math"/>
+          </w:rPr>
+          <m:t>n=2</m:t>
+        </m:r>
+        <m:r>
+          <m:rPr>
+            <m:sty m:val="bi"/>
+          </m:rPr>
+          <w:rPr>
+            <w:rFonts w:ascii="Cambria Math" w:hAnsi="Cambria Math"/>
+          </w:rPr>
+          <m:t>k</m:t>
+        </m:r>
+      </m:oMath>
+      <w:r>
+        <w:rPr>
+          <w:b/>
+          <w:bCs/>
+        </w:rPr>
+        <w:t>:</w:t>
+      </w:r>
+    </w:p>
+    <w:p>
+      <w:pPr>
+        <w:spacing w:line="278" w:lineRule="auto"/>
+        <w:rPr>
+          <w:b/>
+          <w:bCs/>
+        </w:rPr>
+      </w:pPr>
+      <m:oMathPara>
+        <m:oMath>
+          <m:sSub>
+            <m:sSubPr>
+              <m:ctrlPr>
+                <w:rPr>
+                  <w:rFonts w:ascii="Cambria Math" w:hAnsi="Cambria Math"/>
+                  <w:b/>
+                  <w:bCs/>
+                </w:rPr>
+              </m:ctrlPr>
+            </m:sSubPr>
+            <m:e>
+              <m:r>
+                <m:rPr>
+                  <m:sty m:val="bi"/>
+                </m:rPr>
+                <w:rPr>
+                  <w:rFonts w:ascii="Cambria Math" w:hAnsi="Cambria Math"/>
+                </w:rPr>
+                <m:t>a</m:t>
+              </m:r>
+            </m:e>
+            <m:sub>
+              <m:r>
+                <m:rPr>
+                  <m:sty m:val="bi"/>
+                </m:rPr>
+                <w:rPr>
+                  <w:rFonts w:ascii="Cambria Math" w:hAnsi="Cambria Math"/>
+                </w:rPr>
+                <m:t>2</m:t>
+              </m:r>
+              <m:r>
+                <m:rPr>
+                  <m:sty m:val="bi"/>
+                </m:rPr>
+                <w:rPr>
+                  <w:rFonts w:ascii="Cambria Math" w:hAnsi="Cambria Math"/>
+                </w:rPr>
+                <m:t>k</m:t>
+              </m:r>
+            </m:sub>
+          </m:sSub>
+          <m:r>
+            <m:rPr>
+              <m:sty m:val="bi"/>
+            </m:rPr>
+            <w:rPr>
+              <w:rFonts w:ascii="Cambria Math" w:hAnsi="Cambria Math"/>
+            </w:rPr>
+            <m:t>=3(2</m:t>
+          </m:r>
+          <m:r>
+            <m:rPr>
+              <m:sty m:val="bi"/>
+            </m:rPr>
+            <w:rPr>
+              <w:rFonts w:ascii="Cambria Math" w:hAnsi="Cambria Math"/>
+            </w:rPr>
+            <m:t>k)-1=6</m:t>
+          </m:r>
+          <m:r>
+            <m:rPr>
+              <m:sty m:val="bi"/>
+            </m:rPr>
+            <w:rPr>
+              <w:rFonts w:ascii="Cambria Math" w:hAnsi="Cambria Math"/>
+            </w:rPr>
+            <m:t>k-1.</m:t>
+          </m:r>
+          <m:r>
+            <w:rPr>
+              <w:b/>
+              <w:bCs/>
+              <w:i/>
+            </w:rPr>
+            <w:br/>
+          </m:r>
+        </m:oMath>
+      </m:oMathPara>
+    </w:p>
+    <w:p>
+      <w:pPr>
+        <w:spacing w:line="278" w:lineRule="auto"/>
+        <w:rPr>
+          <w:b/>
+          <w:bCs/>
+        </w:rPr>
+      </w:pPr>
+      <w:r>
+        <w:rPr>
+          <w:b/>
+          <w:bCs/>
+        </w:rPr>
+        <w:t xml:space="preserve">Starting </w:t>
+      </w:r>
+      <m:oMath>
+        <m:r>
+          <m:rPr>
+            <m:sty m:val="bi"/>
+          </m:rPr>
+          <w:rPr>
+            <w:rFonts w:ascii="Cambria Math" w:hAnsi="Cambria Math"/>
+          </w:rPr>
+          <m:t>k=1</m:t>
+        </m:r>
+      </m:oMath>
+      <w:r>
+        <w:rPr>
+          <w:b/>
+          <w:bCs/>
+        </w:rPr>
+        <w:t xml:space="preserve">gives </w:t>
+      </w:r>
+      <m:oMath>
+        <m:r>
+          <m:rPr>
+            <m:sty m:val="bi"/>
+          </m:rPr>
+          <w:rPr>
+            <w:rFonts w:ascii="Cambria Math" w:hAnsi="Cambria Math"/>
+          </w:rPr>
+          <m:t>5,11,17,…</m:t>
+        </m:r>
+      </m:oMath>
+      <w:r>
+        <w:rPr>
+          <w:b/>
+          <w:bCs/>
+        </w:rPr>
+        <w:t xml:space="preserve">(note </w:t>
+      </w:r>
+      <m:oMath>
+        <m:sSub>
+          <m:sSubPr>
+            <m:ctrlPr>
+              <w:rPr>
+                <w:rFonts w:ascii="Cambria Math" w:hAnsi="Cambria Math"/>
+                <w:b/>
+                <w:bCs/>
+              </w:rPr>
+            </m:ctrlPr>
+          </m:sSubPr>
+          <m:e>
+            <m:r>
+              <m:rPr>
+                <m:sty m:val="bi"/>
+              </m:rPr>
+              <w:rPr>
+                <w:rFonts w:ascii="Cambria Math" w:hAnsi="Cambria Math"/>
+              </w:rPr>
+              <m:t>a</m:t>
+            </m:r>
+          </m:e>
+          <m:sub>
+            <m:r>
+              <m:rPr>
+                <m:sty m:val="bi"/>
+              </m:rPr>
+              <w:rPr>
+                <w:rFonts w:ascii="Cambria Math" w:hAnsi="Cambria Math"/>
+              </w:rPr>
+              <m:t>0</m:t>
+            </m:r>
+          </m:sub>
+        </m:sSub>
+        <m:r>
+          <m:rPr>
+            <m:sty m:val="bi"/>
+          </m:rPr>
+          <w:rPr>
+            <w:rFonts w:ascii="Cambria Math" w:hAnsi="Cambria Math"/>
+          </w:rPr>
+          <m:t>=-1</m:t>
+        </m:r>
+      </m:oMath>
+      <w:r>
+        <w:rPr>
+          <w:b/>
+          <w:bCs/>
+        </w:rPr>
+        <w:t xml:space="preserve">is negative). The non-negative subsequence: </w:t>
+      </w:r>
+      <m:oMath>
+        <m:r>
+          <m:rPr>
+            <m:sty m:val="bi"/>
+          </m:rPr>
+          <w:rPr>
+            <w:rFonts w:ascii="Cambria Math" w:hAnsi="Cambria Math"/>
+          </w:rPr>
+          <m:t>5,11,17,…</m:t>
+        </m:r>
+      </m:oMath>
+      <w:r>
+        <w:rPr>
+          <w:b/>
+          <w:bCs/>
+        </w:rPr>
+        <w:t xml:space="preserve">, i.e. </w:t>
+      </w:r>
+      <m:oMath>
+        <m:sSub>
+          <m:sSubPr>
+            <m:ctrlPr>
+              <w:rPr>
+                <w:rFonts w:ascii="Cambria Math" w:hAnsi="Cambria Math"/>
+                <w:b/>
+                <w:bCs/>
+              </w:rPr>
+            </m:ctrlPr>
+          </m:sSubPr>
+          <m:e>
+            <m:r>
+              <m:rPr>
+                <m:sty m:val="bi"/>
+              </m:rPr>
+              <w:rPr>
+                <w:rFonts w:ascii="Cambria Math" w:hAnsi="Cambria Math"/>
+              </w:rPr>
+              <m:t>a</m:t>
+            </m:r>
+          </m:e>
+          <m:sub>
+            <m:r>
+              <m:rPr>
+                <m:sty m:val="bi"/>
+              </m:rPr>
+              <w:rPr>
+                <w:rFonts w:ascii="Cambria Math" w:hAnsi="Cambria Math"/>
+              </w:rPr>
+              <m:t>2</m:t>
+            </m:r>
+          </m:sub>
+        </m:sSub>
+        <m:r>
+          <m:rPr>
+            <m:sty m:val="bi"/>
+          </m:rPr>
+          <w:rPr>
+            <w:rFonts w:ascii="Cambria Math" w:hAnsi="Cambria Math"/>
+          </w:rPr>
+          <m:t>,</m:t>
+        </m:r>
+        <m:sSub>
+          <m:sSubPr>
+            <m:ctrlPr>
+              <w:rPr>
+                <w:rFonts w:ascii="Cambria Math" w:hAnsi="Cambria Math"/>
+                <w:b/>
+                <w:bCs/>
+              </w:rPr>
+            </m:ctrlPr>
+          </m:sSubPr>
+          <m:e>
+            <m:r>
+              <m:rPr>
+                <m:sty m:val="bi"/>
+              </m:rPr>
+              <w:rPr>
+                <w:rFonts w:ascii="Cambria Math" w:hAnsi="Cambria Math"/>
+              </w:rPr>
+              <m:t>a</m:t>
+            </m:r>
+          </m:e>
+          <m:sub>
+            <m:r>
+              <m:rPr>
+                <m:sty m:val="bi"/>
+              </m:rPr>
+              <w:rPr>
+                <w:rFonts w:ascii="Cambria Math" w:hAnsi="Cambria Math"/>
+              </w:rPr>
+              <m:t>4</m:t>
+            </m:r>
+          </m:sub>
+        </m:sSub>
+        <m:r>
+          <m:rPr>
+            <m:sty m:val="bi"/>
+          </m:rPr>
+          <w:rPr>
+            <w:rFonts w:ascii="Cambria Math" w:hAnsi="Cambria Math"/>
+          </w:rPr>
+          <m:t>,</m:t>
+        </m:r>
+        <m:sSub>
+          <m:sSubPr>
+            <m:ctrlPr>
+              <w:rPr>
+                <w:rFonts w:ascii="Cambria Math" w:hAnsi="Cambria Math"/>
+                <w:b/>
+                <w:bCs/>
+              </w:rPr>
+            </m:ctrlPr>
+          </m:sSubPr>
+          <m:e>
+            <m:r>
+              <m:rPr>
+                <m:sty m:val="bi"/>
+              </m:rPr>
+              <w:rPr>
+                <w:rFonts w:ascii="Cambria Math" w:hAnsi="Cambria Math"/>
+              </w:rPr>
+              <m:t>a</m:t>
+            </m:r>
+          </m:e>
+          <m:sub>
+            <m:r>
+              <m:rPr>
+                <m:sty m:val="bi"/>
+              </m:rPr>
+              <w:rPr>
+                <w:rFonts w:ascii="Cambria Math" w:hAnsi="Cambria Math"/>
+              </w:rPr>
+              <m:t>6</m:t>
+            </m:r>
+          </m:sub>
+        </m:sSub>
+        <m:r>
+          <m:rPr>
+            <m:sty m:val="bi"/>
+          </m:rPr>
+          <w:rPr>
+            <w:rFonts w:ascii="Cambria Math" w:hAnsi="Cambria Math"/>
+          </w:rPr>
+          <m:t>,…</m:t>
+        </m:r>
+      </m:oMath>
+      <w:r>
+        <w:rPr>
+          <w:b/>
+          <w:bCs/>
+        </w:rPr>
+        <w:t>.</w:t>
+      </w:r>
+    </w:p>
+    <w:p>
+      <w:pPr>
+        <w:pStyle w:val="ListParagraph"/>
+        <w:numPr>
+          <w:ilvl w:val="0"/>
+          <w:numId w:val="35"/>
+        </w:numPr>
+        <w:spacing w:line="278" w:lineRule="auto"/>
+        <w:rPr>
+          <w:b/>
+          <w:bCs/>
+        </w:rPr>
+      </w:pPr>
+      <w:r>
+        <w:rPr>
+          <w:b/>
+          <w:bCs/>
+        </w:rPr>
+        <w:t xml:space="preserve">Are </w:t>
+      </w:r>
+      <m:oMath>
+        <m:r>
+          <m:rPr>
+            <m:sty m:val="b"/>
+          </m:rPr>
+          <w:rPr>
+            <w:rFonts w:ascii="Cambria Math" w:hAnsi="Cambria Math"/>
+          </w:rPr>
+          <m:t>∣</m:t>
+        </m:r>
+        <m:sSub>
+          <m:sSubPr>
+            <m:ctrlPr>
+              <w:rPr>
+                <w:rFonts w:ascii="Cambria Math" w:hAnsi="Cambria Math"/>
+                <w:b/>
+                <w:bCs/>
+              </w:rPr>
+            </m:ctrlPr>
+          </m:sSubPr>
+          <m:e>
+            <m:r>
+              <m:rPr>
+                <m:sty m:val="bi"/>
+              </m:rPr>
+              <w:rPr>
+                <w:rFonts w:ascii="Cambria Math" w:hAnsi="Cambria Math"/>
+              </w:rPr>
+              <m:t>a</m:t>
+            </m:r>
+          </m:e>
+          <m:sub>
+            <m:r>
+              <m:rPr>
+                <m:sty m:val="bi"/>
+              </m:rPr>
+              <w:rPr>
+                <w:rFonts w:ascii="Cambria Math" w:hAnsi="Cambria Math"/>
+              </w:rPr>
+              <m:t>n</m:t>
+            </m:r>
+          </m:sub>
+        </m:sSub>
+        <m:r>
+          <m:rPr>
+            <m:sty m:val="b"/>
+          </m:rPr>
+          <w:rPr>
+            <w:rFonts w:ascii="Cambria Math" w:hAnsi="Cambria Math"/>
+          </w:rPr>
+          <m:t>∣</m:t>
+        </m:r>
+      </m:oMath>
+      <w:r>
+        <w:rPr>
+          <w:b/>
+          <w:bCs/>
+        </w:rPr>
+        <w:t>arithmetic or geometric?</w:t>
+      </w:r>
+    </w:p>
+    <w:p>
+      <w:pPr>
+        <w:spacing w:line="278" w:lineRule="auto"/>
+        <w:rPr>
+          <w:b/>
+          <w:bCs/>
+        </w:rPr>
+      </w:pPr>
+      <m:oMathPara>
+        <m:oMath>
+          <m:r>
+            <m:rPr>
+              <m:sty m:val="b"/>
+            </m:rPr>
+            <w:rPr>
+              <w:rFonts w:ascii="Cambria Math" w:hAnsi="Cambria Math"/>
+            </w:rPr>
+            <m:t>∣</m:t>
+          </m:r>
+          <m:sSub>
+            <m:sSubPr>
+              <m:ctrlPr>
+                <w:rPr>
+                  <w:rFonts w:ascii="Cambria Math" w:hAnsi="Cambria Math"/>
+                  <w:b/>
+                  <w:bCs/>
+                </w:rPr>
+              </m:ctrlPr>
+            </m:sSubPr>
+            <m:e>
+              <m:r>
+                <m:rPr>
+                  <m:sty m:val="bi"/>
+                </m:rPr>
+                <w:rPr>
+                  <w:rFonts w:ascii="Cambria Math" w:hAnsi="Cambria Math"/>
+                </w:rPr>
+                <m:t>a</m:t>
+              </m:r>
+            </m:e>
+            <m:sub>
+              <m:r>
+                <m:rPr>
+                  <m:sty m:val="bi"/>
+                </m:rPr>
+                <w:rPr>
+                  <w:rFonts w:ascii="Cambria Math" w:hAnsi="Cambria Math"/>
+                </w:rPr>
+                <m:t>n</m:t>
+              </m:r>
+            </m:sub>
+          </m:sSub>
+          <m:r>
+            <m:rPr>
+              <m:sty m:val="b"/>
+            </m:rPr>
+            <w:rPr>
+              <w:rFonts w:ascii="Cambria Math" w:hAnsi="Cambria Math"/>
+            </w:rPr>
+            <m:t>∣</m:t>
+          </m:r>
+          <m:r>
+            <m:rPr>
+              <m:sty m:val="bi"/>
+            </m:rPr>
+            <w:rPr>
+              <w:rFonts w:ascii="Cambria Math" w:hAnsi="Cambria Math"/>
+            </w:rPr>
+            <m:t>=</m:t>
+          </m:r>
+          <m:r>
+            <m:rPr>
+              <m:sty m:val="b"/>
+            </m:rPr>
+            <w:rPr>
+              <w:rFonts w:ascii="Cambria Math" w:hAnsi="Cambria Math"/>
+            </w:rPr>
+            <m:t>∣</m:t>
+          </m:r>
+          <m:r>
+            <m:rPr>
+              <m:sty m:val="bi"/>
+            </m:rPr>
+            <w:rPr>
+              <w:rFonts w:ascii="Cambria Math" w:hAnsi="Cambria Math"/>
+            </w:rPr>
+            <m:t>3</m:t>
+          </m:r>
+          <m:r>
+            <m:rPr>
+              <m:sty m:val="bi"/>
+            </m:rPr>
+            <w:rPr>
+              <w:rFonts w:ascii="Cambria Math" w:hAnsi="Cambria Math"/>
+            </w:rPr>
+            <m:t>n-1</m:t>
+          </m:r>
+          <m:r>
+            <m:rPr>
+              <m:sty m:val="b"/>
+            </m:rPr>
+            <w:rPr>
+              <w:rFonts w:ascii="Cambria Math" w:hAnsi="Cambria Math"/>
+            </w:rPr>
+            <m:t>∣.</m:t>
+          </m:r>
+          <m:r>
+            <w:rPr>
+              <w:b/>
+              <w:bCs/>
+            </w:rPr>
+            <w:br/>
+          </m:r>
+        </m:oMath>
+      </m:oMathPara>
+    </w:p>
+    <w:p>
+      <w:pPr>
+        <w:spacing w:line="278" w:lineRule="auto"/>
+        <w:rPr>
+          <w:b/>
+          <w:bCs/>
+        </w:rPr>
+      </w:pPr>
+      <w:r>
+        <w:rPr>
+          <w:b/>
+          <w:bCs/>
+        </w:rPr>
+        <w:t xml:space="preserve">This is linear in </w:t>
+      </w:r>
+      <m:oMath>
+        <m:r>
+          <m:rPr>
+            <m:sty m:val="bi"/>
+          </m:rPr>
+          <w:rPr>
+            <w:rFonts w:ascii="Cambria Math" w:hAnsi="Cambria Math"/>
+          </w:rPr>
+          <m:t>n</m:t>
+        </m:r>
+      </m:oMath>
+      <w:r>
+        <w:rPr>
+          <w:b/>
+          <w:bCs/>
+        </w:rPr>
+        <w:t xml:space="preserve">with constant difference 3 for sufficiently large </w:t>
+      </w:r>
+      <m:oMath>
+        <m:r>
+          <m:rPr>
+            <m:sty m:val="bi"/>
+          </m:rPr>
+          <w:rPr>
+            <w:rFonts w:ascii="Cambria Math" w:hAnsi="Cambria Math"/>
+          </w:rPr>
+          <m:t>n</m:t>
+        </m:r>
+      </m:oMath>
+      <w:r>
+        <w:rPr>
+          <w:b/>
+          <w:bCs/>
+        </w:rPr>
+        <w:t xml:space="preserve">(indeed for all </w:t>
+      </w:r>
+      <m:oMath>
+        <m:r>
+          <m:rPr>
+            <m:sty m:val="bi"/>
+          </m:rPr>
+          <w:rPr>
+            <w:rFonts w:ascii="Cambria Math" w:hAnsi="Cambria Math"/>
+          </w:rPr>
+          <m:t>n</m:t>
+        </m:r>
+      </m:oMath>
+      <w:r>
+        <w:rPr>
+          <w:b/>
+          <w:bCs/>
+        </w:rPr>
+        <w:t xml:space="preserve">here since </w:t>
+      </w:r>
+      <m:oMath>
+        <m:r>
+          <m:rPr>
+            <m:sty m:val="bi"/>
+          </m:rPr>
+          <w:rPr>
+            <w:rFonts w:ascii="Cambria Math" w:hAnsi="Cambria Math"/>
+          </w:rPr>
+          <m:t>3</m:t>
+        </m:r>
+        <m:r>
+          <m:rPr>
+            <m:sty m:val="bi"/>
+          </m:rPr>
+          <w:rPr>
+            <w:rFonts w:ascii="Cambria Math" w:hAnsi="Cambria Math"/>
+          </w:rPr>
+          <m:t>n-1</m:t>
+        </m:r>
+      </m:oMath>
+      <w:r>
+        <w:rPr>
+          <w:b/>
+          <w:bCs/>
+        </w:rPr>
+        <w:t xml:space="preserve">increases by 3 as </w:t>
+      </w:r>
+      <m:oMath>
+        <m:r>
+          <m:rPr>
+            <m:sty m:val="bi"/>
+          </m:rPr>
+          <w:rPr>
+            <w:rFonts w:ascii="Cambria Math" w:hAnsi="Cambria Math"/>
+          </w:rPr>
+          <m:t>n</m:t>
+        </m:r>
+      </m:oMath>
+      <w:r>
+        <w:rPr>
+          <w:b/>
+          <w:bCs/>
+        </w:rPr>
+        <w:t xml:space="preserve">increases by 1). Therefore </w:t>
+      </w:r>
+      <m:oMath>
+        <m:r>
+          <m:rPr>
+            <m:sty m:val="b"/>
+          </m:rPr>
+          <w:rPr>
+            <w:rFonts w:ascii="Cambria Math" w:hAnsi="Cambria Math"/>
+          </w:rPr>
+          <m:t>∣</m:t>
+        </m:r>
+        <m:sSub>
+          <m:sSubPr>
+            <m:ctrlPr>
+              <w:rPr>
+                <w:rFonts w:ascii="Cambria Math" w:hAnsi="Cambria Math"/>
+                <w:b/>
+                <w:bCs/>
+              </w:rPr>
+            </m:ctrlPr>
+          </m:sSubPr>
+          <m:e>
+            <m:r>
+              <m:rPr>
+                <m:sty m:val="bi"/>
+              </m:rPr>
+              <w:rPr>
+                <w:rFonts w:ascii="Cambria Math" w:hAnsi="Cambria Math"/>
+              </w:rPr>
+              <m:t>a</m:t>
+            </m:r>
+          </m:e>
+          <m:sub>
+            <m:r>
+              <m:rPr>
+                <m:sty m:val="bi"/>
+              </m:rPr>
+              <w:rPr>
+                <w:rFonts w:ascii="Cambria Math" w:hAnsi="Cambria Math"/>
+              </w:rPr>
+              <m:t>n</m:t>
+            </m:r>
+          </m:sub>
+        </m:sSub>
+        <m:r>
+          <m:rPr>
+            <m:sty m:val="b"/>
+          </m:rPr>
+          <w:rPr>
+            <w:rFonts w:ascii="Cambria Math" w:hAnsi="Cambria Math"/>
+          </w:rPr>
+          <m:t>∣</m:t>
+        </m:r>
+      </m:oMath>
+      <w:r>
+        <w:rPr>
+          <w:b/>
+          <w:bCs/>
+        </w:rPr>
+        <w:t>is an arithmetic sequence (common difference 3).</w:t>
+      </w:r>
     </w:p>
     <w:p>
       <w:pPr>
@@ -4707,8 +5632,13 @@
       <w:pPr>
         <w:spacing w:line="278" w:lineRule="auto"/>
       </w:pPr>
-      <w:r>
-        <w:t xml:space="preserve">So </w:t>
+      <w:proofErr w:type="gramStart"/>
+      <w:r>
+        <w:t>So</w:t>
+      </w:r>
+      <w:proofErr w:type="gramEnd"/>
+      <w:r>
+        <w:t xml:space="preserve"> </w:t>
       </w:r>
       <w:r>
         <w:rPr>
@@ -4743,6 +5673,7 @@
         <w:spacing w:line="278" w:lineRule="auto"/>
       </w:pPr>
       <w:r>
+        <w:lastRenderedPageBreak/>
         <w:t>Observe each term ≈ 2×previous term plus 1:</w:t>
       </w:r>
     </w:p>
@@ -4759,6 +5690,9 @@
             <m:t>11=2⋅5+1,23=2⋅11+1,47=2⋅23+1.</m:t>
           </m:r>
           <m:r>
+            <m:rPr>
+              <m:sty m:val="p"/>
+            </m:rPr>
             <w:br/>
           </m:r>
         </m:oMath>
@@ -4768,8 +5702,13 @@
       <w:pPr>
         <w:spacing w:line="278" w:lineRule="auto"/>
       </w:pPr>
-      <w:r>
-        <w:t xml:space="preserve">So recurrence: </w:t>
+      <w:proofErr w:type="gramStart"/>
+      <w:r>
+        <w:t>So</w:t>
+      </w:r>
+      <w:proofErr w:type="gramEnd"/>
+      <w:r>
+        <w:t xml:space="preserve"> recurrence: </w:t>
       </w:r>
       <m:oMath>
         <m:sSub>
@@ -5002,7 +5941,6 @@
         <w:spacing w:line="278" w:lineRule="auto"/>
       </w:pPr>
       <w:r>
-        <w:lastRenderedPageBreak/>
         <w:t>Q</w:t>
       </w:r>
       <w:r>
@@ -5013,8 +5951,13 @@
       <w:pPr>
         <w:spacing w:line="278" w:lineRule="auto"/>
       </w:pPr>
-      <w:r>
-        <w:t>Evaluate:</w:t>
+      <w:proofErr w:type="gramStart"/>
+      <w:r>
+        <w:t>Evaluate</w:t>
+      </w:r>
+      <w:proofErr w:type="gramEnd"/>
+      <w:r>
+        <w:t>:</w:t>
       </w:r>
     </w:p>
     <w:p>
@@ -5159,7 +6102,15 @@
         <w:spacing w:line="278" w:lineRule="auto"/>
       </w:pPr>
       <w:r>
-        <w:t>Compute closed form:</w:t>
+        <w:t xml:space="preserve">Compute </w:t>
+      </w:r>
+      <w:proofErr w:type="gramStart"/>
+      <w:r>
+        <w:t>closed</w:t>
+      </w:r>
+      <w:proofErr w:type="gramEnd"/>
+      <w:r>
+        <w:t xml:space="preserve"> form:</w:t>
       </w:r>
     </w:p>
     <w:p>
@@ -5420,6 +6371,9 @@
             <m:t>+4n+5.</m:t>
           </m:r>
           <m:r>
+            <m:rPr>
+              <m:sty m:val="p"/>
+            </m:rPr>
             <w:br/>
           </m:r>
         </m:oMath>
@@ -5461,6 +6415,9 @@
             <m:t>(n+1)(5-n)=41⋅(5-40)=41⋅(-35)=-1435.</m:t>
           </m:r>
           <m:r>
+            <m:rPr>
+              <m:sty m:val="p"/>
+            </m:rPr>
             <w:br/>
           </m:r>
         </m:oMath>
@@ -5475,6 +6432,7 @@
         <w:spacing w:line="278" w:lineRule="auto"/>
       </w:pPr>
       <w:r>
+        <w:lastRenderedPageBreak/>
         <w:t xml:space="preserve">Why an arithmetic sequence: The summand </w:t>
       </w:r>
       <m:oMath>
@@ -5497,7 +6455,15 @@
         </m:r>
       </m:oMath>
       <w:r>
-        <w:t>. Summing these terms yields the arithmetic-series closed-form above.</w:t>
+        <w:t xml:space="preserve">. </w:t>
+      </w:r>
+      <w:proofErr w:type="gramStart"/>
+      <w:r>
+        <w:t>Summing</w:t>
+      </w:r>
+      <w:proofErr w:type="gramEnd"/>
+      <w:r>
+        <w:t xml:space="preserve"> these terms yields the arithmetic-series closed-form above.</w:t>
       </w:r>
     </w:p>
     <w:p>
@@ -11627,7 +12593,6 @@
   <w:style w:type="character" w:default="1" w:styleId="DefaultParagraphFont">
     <w:name w:val="Default Paragraph Font"/>
     <w:uiPriority w:val="1"/>
-    <w:semiHidden/>
     <w:unhideWhenUsed/>
   </w:style>
   <w:style w:type="table" w:default="1" w:styleId="TableNormal">
